--- a/outputs/resource-use.docx
+++ b/outputs/resource-use.docx
@@ -438,7 +438,7 @@
                 <w:szCs w:val="14"/>
                 <w:color w:val="000000"/>
               </w:rPr>
-              <w:t xml:space="preserve">367</w:t>
+              <w:t xml:space="preserve">250</w:t>
             </w:r>
           </w:p>
         </w:tc>
@@ -482,7 +482,7 @@
                 <w:szCs w:val="14"/>
                 <w:color w:val="000000"/>
               </w:rPr>
-              <w:t xml:space="preserve">84,672</w:t>
+              <w:t xml:space="preserve">61,344</w:t>
             </w:r>
           </w:p>
         </w:tc>
@@ -526,7 +526,7 @@
                 <w:szCs w:val="14"/>
                 <w:color w:val="000000"/>
               </w:rPr>
-              <w:t xml:space="preserve">845,404</w:t>
+              <w:t xml:space="preserve">821,639</w:t>
             </w:r>
           </w:p>
         </w:tc>
@@ -570,7 +570,7 @@
                 <w:szCs w:val="14"/>
                 <w:color w:val="000000"/>
               </w:rPr>
-              <w:t xml:space="preserve">194,888</w:t>
+              <w:t xml:space="preserve">52,523</w:t>
             </w:r>
           </w:p>
         </w:tc>
@@ -708,7 +708,7 @@
                 <w:szCs w:val="14"/>
                 <w:color w:val="000000"/>
               </w:rPr>
-              <w:t xml:space="preserve">49</w:t>
+              <w:t xml:space="preserve">34</w:t>
             </w:r>
           </w:p>
         </w:tc>
@@ -752,7 +752,7 @@
                 <w:szCs w:val="14"/>
                 <w:color w:val="000000"/>
               </w:rPr>
-              <w:t xml:space="preserve">11,719</w:t>
+              <w:t xml:space="preserve">8,712</w:t>
             </w:r>
           </w:p>
         </w:tc>
@@ -796,7 +796,7 @@
                 <w:szCs w:val="14"/>
                 <w:color w:val="000000"/>
               </w:rPr>
-              <w:t xml:space="preserve">591,453</w:t>
+              <w:t xml:space="preserve">582,238</w:t>
             </w:r>
           </w:p>
         </w:tc>
@@ -840,7 +840,7 @@
                 <w:szCs w:val="14"/>
                 <w:color w:val="000000"/>
               </w:rPr>
-              <w:t xml:space="preserve">136,346</w:t>
+              <w:t xml:space="preserve">30,942</w:t>
             </w:r>
           </w:p>
         </w:tc>
@@ -978,7 +978,7 @@
                 <w:szCs w:val="14"/>
                 <w:color w:val="000000"/>
               </w:rPr>
-              <w:t xml:space="preserve">181</w:t>
+              <w:t xml:space="preserve">123</w:t>
             </w:r>
           </w:p>
         </w:tc>
@@ -1022,7 +1022,7 @@
                 <w:szCs w:val="14"/>
                 <w:color w:val="000000"/>
               </w:rPr>
-              <w:t xml:space="preserve">38,786</w:t>
+              <w:t xml:space="preserve">26,161</w:t>
             </w:r>
           </w:p>
         </w:tc>
@@ -1066,7 +1066,7 @@
                 <w:szCs w:val="14"/>
                 <w:color w:val="000000"/>
               </w:rPr>
-              <w:t xml:space="preserve">408,885</w:t>
+              <w:t xml:space="preserve">405,412</w:t>
             </w:r>
           </w:p>
         </w:tc>
@@ -1110,7 +1110,7 @@
                 <w:szCs w:val="14"/>
                 <w:color w:val="000000"/>
               </w:rPr>
-              <w:t xml:space="preserve">94,259</w:t>
+              <w:t xml:space="preserve">23,254</w:t>
             </w:r>
           </w:p>
         </w:tc>
@@ -1248,7 +1248,7 @@
                 <w:szCs w:val="14"/>
                 <w:color w:val="000000"/>
               </w:rPr>
-              <w:t xml:space="preserve">43</w:t>
+              <w:t xml:space="preserve">29</w:t>
             </w:r>
           </w:p>
         </w:tc>
@@ -1292,7 +1292,7 @@
                 <w:szCs w:val="14"/>
                 <w:color w:val="000000"/>
               </w:rPr>
-              <w:t xml:space="preserve">11,782</w:t>
+              <w:t xml:space="preserve">9,706</w:t>
             </w:r>
           </w:p>
         </w:tc>
@@ -1336,7 +1336,7 @@
                 <w:szCs w:val="14"/>
                 <w:color w:val="000000"/>
               </w:rPr>
-              <w:t xml:space="preserve">37,536</w:t>
+              <w:t xml:space="preserve">34,428</w:t>
             </w:r>
           </w:p>
         </w:tc>
@@ -1380,7 +1380,7 @@
                 <w:szCs w:val="14"/>
                 <w:color w:val="000000"/>
               </w:rPr>
-              <w:t xml:space="preserve">8,653</w:t>
+              <w:t xml:space="preserve">2,211</w:t>
             </w:r>
           </w:p>
         </w:tc>
@@ -1430,7 +1430,7 @@
                 <w:szCs w:val="14"/>
                 <w:color w:val="000000"/>
               </w:rPr>
-              <w:t xml:space="preserve">Viet Nam</w:t>
+              <w:t xml:space="preserve">Vietnam</w:t>
             </w:r>
           </w:p>
         </w:tc>
@@ -1518,7 +1518,7 @@
                 <w:szCs w:val="14"/>
                 <w:color w:val="000000"/>
               </w:rPr>
-              <w:t xml:space="preserve">34</w:t>
+              <w:t xml:space="preserve">23</w:t>
             </w:r>
           </w:p>
         </w:tc>
@@ -1562,7 +1562,7 @@
                 <w:szCs w:val="14"/>
                 <w:color w:val="000000"/>
               </w:rPr>
-              <w:t xml:space="preserve">9,437</w:t>
+              <w:t xml:space="preserve">7,870</w:t>
             </w:r>
           </w:p>
         </w:tc>
@@ -1606,7 +1606,7 @@
                 <w:szCs w:val="14"/>
                 <w:color w:val="000000"/>
               </w:rPr>
-              <w:t xml:space="preserve">20,187</w:t>
+              <w:t xml:space="preserve">19,133</w:t>
             </w:r>
           </w:p>
         </w:tc>
@@ -1650,7 +1650,7 @@
                 <w:szCs w:val="14"/>
                 <w:color w:val="000000"/>
               </w:rPr>
-              <w:t xml:space="preserve">4,654</w:t>
+              <w:t xml:space="preserve">1,143</w:t>
             </w:r>
           </w:p>
         </w:tc>

--- a/outputs/resource-use.docx
+++ b/outputs/resource-use.docx
@@ -30,7 +30,7 @@
         <w:gridCol w:w="1088"/>
         <w:gridCol w:w="761"/>
         <w:gridCol w:w="706"/>
-        <w:gridCol w:w="846"/>
+        <w:gridCol w:w="917"/>
         <w:gridCol w:w="955"/>
         <w:gridCol w:w="1072"/>
       </w:tblGrid>
@@ -482,7 +482,7 @@
                 <w:szCs w:val="14"/>
                 <w:color w:val="000000"/>
               </w:rPr>
-              <w:t xml:space="preserve">61,344</w:t>
+              <w:t xml:space="preserve">133,035</w:t>
             </w:r>
           </w:p>
         </w:tc>
@@ -570,7 +570,7 @@
                 <w:szCs w:val="14"/>
                 <w:color w:val="000000"/>
               </w:rPr>
-              <w:t xml:space="preserve">52,523</w:t>
+              <w:t xml:space="preserve">35,975</w:t>
             </w:r>
           </w:p>
         </w:tc>
@@ -752,7 +752,7 @@
                 <w:szCs w:val="14"/>
                 <w:color w:val="000000"/>
               </w:rPr>
-              <w:t xml:space="preserve">8,712</w:t>
+              <w:t xml:space="preserve">18,086</w:t>
             </w:r>
           </w:p>
         </w:tc>
@@ -840,7 +840,7 @@
                 <w:szCs w:val="14"/>
                 <w:color w:val="000000"/>
               </w:rPr>
-              <w:t xml:space="preserve">30,942</w:t>
+              <w:t xml:space="preserve">21,193</w:t>
             </w:r>
           </w:p>
         </w:tc>
@@ -1022,7 +1022,7 @@
                 <w:szCs w:val="14"/>
                 <w:color w:val="000000"/>
               </w:rPr>
-              <w:t xml:space="preserve">26,161</w:t>
+              <w:t xml:space="preserve">67,357</w:t>
             </w:r>
           </w:p>
         </w:tc>
@@ -1110,7 +1110,7 @@
                 <w:szCs w:val="14"/>
                 <w:color w:val="000000"/>
               </w:rPr>
-              <w:t xml:space="preserve">23,254</w:t>
+              <w:t xml:space="preserve">15,928</w:t>
             </w:r>
           </w:p>
         </w:tc>
@@ -1292,7 +1292,7 @@
                 <w:szCs w:val="14"/>
                 <w:color w:val="000000"/>
               </w:rPr>
-              <w:t xml:space="preserve">9,706</w:t>
+              <w:t xml:space="preserve">16,789</w:t>
             </w:r>
           </w:p>
         </w:tc>
@@ -1380,7 +1380,7 @@
                 <w:szCs w:val="14"/>
                 <w:color w:val="000000"/>
               </w:rPr>
-              <w:t xml:space="preserve">2,211</w:t>
+              <w:t xml:space="preserve">1,514</w:t>
             </w:r>
           </w:p>
         </w:tc>
@@ -1562,7 +1562,7 @@
                 <w:szCs w:val="14"/>
                 <w:color w:val="000000"/>
               </w:rPr>
-              <w:t xml:space="preserve">7,870</w:t>
+              <w:t xml:space="preserve">13,406</w:t>
             </w:r>
           </w:p>
         </w:tc>
@@ -1650,7 +1650,7 @@
                 <w:szCs w:val="14"/>
                 <w:color w:val="000000"/>
               </w:rPr>
-              <w:t xml:space="preserve">1,143</w:t>
+              <w:t xml:space="preserve">783</w:t>
             </w:r>
           </w:p>
         </w:tc>
